--- a/Тестирование цифровой платформы.docx
+++ b/Тестирование цифровой платформы.docx
@@ -1199,6 +1199,63 @@
         </w:tc>
       </w:tr>
     </w:tbl>
+    <w:p>
+      <w:pPr>
+        <w:jc w:val="both"/>
+        <w:rPr>
+          <w:rFonts w:ascii="Times New Roman" w:hAnsi="Times New Roman" w:cs="Times New Roman"/>
+          <w:sz w:val="28"/>
+          <w:szCs w:val="28"/>
+        </w:rPr>
+      </w:pPr>
+    </w:p>
+    <w:p>
+      <w:pPr>
+        <w:ind w:firstLine="709"/>
+        <w:jc w:val="both"/>
+        <w:rPr>
+          <w:rFonts w:ascii="Times New Roman" w:hAnsi="Times New Roman" w:cs="Times New Roman"/>
+          <w:sz w:val="28"/>
+          <w:szCs w:val="28"/>
+        </w:rPr>
+      </w:pPr>
+      <w:r>
+        <w:rPr>
+          <w:rFonts w:ascii="Times New Roman" w:hAnsi="Times New Roman" w:cs="Times New Roman"/>
+          <w:sz w:val="28"/>
+          <w:szCs w:val="28"/>
+        </w:rPr>
+        <w:t>Мы ожидаем, что система подтвердит свою надёжность и точность в учёте, автоматизация и интеграции будут работать без сбоев, интерфейс и отчётность окажутся удобными и прозрачными, а нагрузочные тесты подтвердят масштабируемость и устойчивость.</w:t>
+      </w:r>
+    </w:p>
+    <w:p>
+      <w:pPr>
+        <w:ind w:firstLine="709"/>
+        <w:jc w:val="both"/>
+        <w:rPr>
+          <w:rFonts w:ascii="Times New Roman" w:hAnsi="Times New Roman" w:cs="Times New Roman"/>
+          <w:sz w:val="28"/>
+          <w:szCs w:val="28"/>
+        </w:rPr>
+      </w:pPr>
+      <w:r>
+        <w:rPr>
+          <w:rFonts w:ascii="Times New Roman" w:hAnsi="Times New Roman" w:cs="Times New Roman"/>
+          <w:sz w:val="28"/>
+          <w:szCs w:val="28"/>
+        </w:rPr>
+        <w:t>Таким образом, у нас есть полный набор тест</w:t>
+      </w:r>
+      <w:r>
+        <w:rPr>
+          <w:rFonts w:ascii="Times New Roman" w:hAnsi="Times New Roman" w:cs="Times New Roman"/>
+          <w:sz w:val="28"/>
+          <w:szCs w:val="28"/>
+        </w:rPr>
+        <w:noBreakHyphen/>
+        <w:t>кейсов, предполагаемые результаты и предварительные ожидания проекта. Реальные результаты будут зафиксированы после проведения тестирования и сравнения с этими ожиданиями.</w:t>
+      </w:r>
+    </w:p>
     <w:p>
       <w:pPr>
         <w:jc w:val="both"/>
